--- a/proactive-english-a2-b2-sy/out/PE-A2-B2-SY_Unit13_AnswerKey.docx
+++ b/proactive-english-a2-b2-sy/out/PE-A2-B2-SY_Unit13_AnswerKey.docx
@@ -5290,7 +5290,7 @@
           <w:sz w:val="22"/>
           <w:szCs w:val="22"/>
         </w:rPr>
-        <w:t xml:space="preserve"> He doesn't say it directly. What the note says is that the Citadel is too close and too familiar to be caught in one photograph — after a whole childhood ten minutes away he still found a street he had never seen. Accept any answer that uses his last line: </w:t>
+        <w:t xml:space="preserve"> He doesn't say it directly. What the note says is that the Citadel is too close and too familiar to be caught in one photograph — after a whole childhood ten minutes away he still found a street he did not know. Accept any answer that uses his last line: </w:t>
       </w:r>
       <w:r>
         <w:rPr>
